--- a/public/docs/PropertyPath_Glossary.docx
+++ b/public/docs/PropertyPath_Glossary.docx
@@ -25,7 +25,7 @@
           <w:sz w:val="20"/>
           <w:szCs w:val="20"/>
         </w:rPr>
-        <w:t xml:space="preserve">Version 3.4.0 | Vacation Home Group</w:t>
+        <w:t xml:space="preserve">Version 3.6.0 | Vacation Home Group</w:t>
       </w:r>
     </w:p>
     <w:p>
@@ -366,6 +366,64 @@
                 <w:sz w:val="22"/>
                 <w:szCs w:val="22"/>
               </w:rPr>
+              <w:t xml:space="preserve">Buyer Mode</w:t>
+            </w:r>
+          </w:p>
+        </w:tc>
+        <w:tc>
+          <w:tcPr>
+            <w:tcW w:type="dxa" w:w="4680"/>
+            <w:tcBorders>
+              <w:top w:val="single" w:color="D8D8D8" w:sz="1"/>
+              <w:left w:val="single" w:color="D8D8D8" w:sz="1"/>
+              <w:bottom w:val="single" w:color="D8D8D8" w:sz="1"/>
+              <w:right w:val="single" w:color="D8D8D8" w:sz="1"/>
+            </w:tcBorders>
+            <w:tcMar>
+              <w:top w:type="dxa" w:w="80"/>
+              <w:left w:type="dxa" w:w="120"/>
+              <w:bottom w:type="dxa" w:w="80"/>
+              <w:right w:type="dxa" w:w="120"/>
+            </w:tcMar>
+          </w:tcPr>
+          <w:p>
+            <w:r>
+              <w:rPr>
+                <w:b w:val="false"/>
+                <w:bCs w:val="false"/>
+                <w:sz w:val="22"/>
+                <w:szCs w:val="22"/>
+              </w:rPr>
+              <w:t xml:space="preserve">Activated when "evaluating a new purchase" is selected. Changes labels to Buy &amp; Hold vs Don't Buy Invest, adjusts math for closing costs, hides exit strategy and 1031.</w:t>
+            </w:r>
+          </w:p>
+        </w:tc>
+      </w:tr>
+      <w:tr>
+        <w:tc>
+          <w:tcPr>
+            <w:tcW w:type="dxa" w:w="4680"/>
+            <w:tcBorders>
+              <w:top w:val="single" w:color="D8D8D8" w:sz="1"/>
+              <w:left w:val="single" w:color="D8D8D8" w:sz="1"/>
+              <w:bottom w:val="single" w:color="D8D8D8" w:sz="1"/>
+              <w:right w:val="single" w:color="D8D8D8" w:sz="1"/>
+            </w:tcBorders>
+            <w:tcMar>
+              <w:top w:type="dxa" w:w="80"/>
+              <w:left w:type="dxa" w:w="120"/>
+              <w:bottom w:type="dxa" w:w="80"/>
+              <w:right w:type="dxa" w:w="120"/>
+            </w:tcMar>
+          </w:tcPr>
+          <w:p>
+            <w:r>
+              <w:rPr>
+                <w:b w:val="false"/>
+                <w:bCs w:val="false"/>
+                <w:sz w:val="22"/>
+                <w:szCs w:val="22"/>
+              </w:rPr>
               <w:t xml:space="preserve">Cap Rate</w:t>
             </w:r>
           </w:p>
@@ -772,6 +830,64 @@
                 <w:sz w:val="22"/>
                 <w:szCs w:val="22"/>
               </w:rPr>
+              <w:t xml:space="preserve">Email My Results</w:t>
+            </w:r>
+          </w:p>
+        </w:tc>
+        <w:tc>
+          <w:tcPr>
+            <w:tcW w:type="dxa" w:w="4680"/>
+            <w:tcBorders>
+              <w:top w:val="single" w:color="D8D8D8" w:sz="1"/>
+              <w:left w:val="single" w:color="D8D8D8" w:sz="1"/>
+              <w:bottom w:val="single" w:color="D8D8D8" w:sz="1"/>
+              <w:right w:val="single" w:color="D8D8D8" w:sz="1"/>
+            </w:tcBorders>
+            <w:tcMar>
+              <w:top w:type="dxa" w:w="80"/>
+              <w:left w:type="dxa" w:w="120"/>
+              <w:bottom w:type="dxa" w:w="80"/>
+              <w:right w:type="dxa" w:w="120"/>
+            </w:tcMar>
+          </w:tcPr>
+          <w:p>
+            <w:r>
+              <w:rPr>
+                <w:b w:val="false"/>
+                <w:bCs w:val="false"/>
+                <w:sz w:val="22"/>
+                <w:szCs w:val="22"/>
+              </w:rPr>
+              <w:t xml:space="preserve">Pro feature on Overview tab. Sends branded analysis email to the user.</w:t>
+            </w:r>
+          </w:p>
+        </w:tc>
+      </w:tr>
+      <w:tr>
+        <w:tc>
+          <w:tcPr>
+            <w:tcW w:type="dxa" w:w="4680"/>
+            <w:tcBorders>
+              <w:top w:val="single" w:color="D8D8D8" w:sz="1"/>
+              <w:left w:val="single" w:color="D8D8D8" w:sz="1"/>
+              <w:bottom w:val="single" w:color="D8D8D8" w:sz="1"/>
+              <w:right w:val="single" w:color="D8D8D8" w:sz="1"/>
+            </w:tcBorders>
+            <w:tcMar>
+              <w:top w:type="dxa" w:w="80"/>
+              <w:left w:type="dxa" w:w="120"/>
+              <w:bottom w:type="dxa" w:w="80"/>
+              <w:right w:type="dxa" w:w="120"/>
+            </w:tcMar>
+          </w:tcPr>
+          <w:p>
+            <w:r>
+              <w:rPr>
+                <w:b w:val="false"/>
+                <w:bCs w:val="false"/>
+                <w:sz w:val="22"/>
+                <w:szCs w:val="22"/>
+              </w:rPr>
               <w:t xml:space="preserve">Equity</w:t>
             </w:r>
           </w:p>
@@ -1004,6 +1120,64 @@
                 <w:sz w:val="22"/>
                 <w:szCs w:val="22"/>
               </w:rPr>
+              <w:t xml:space="preserve">Mobile Bottom Nav</w:t>
+            </w:r>
+          </w:p>
+        </w:tc>
+        <w:tc>
+          <w:tcPr>
+            <w:tcW w:type="dxa" w:w="4680"/>
+            <w:tcBorders>
+              <w:top w:val="single" w:color="D8D8D8" w:sz="1"/>
+              <w:left w:val="single" w:color="D8D8D8" w:sz="1"/>
+              <w:bottom w:val="single" w:color="D8D8D8" w:sz="1"/>
+              <w:right w:val="single" w:color="D8D8D8" w:sz="1"/>
+            </w:tcBorders>
+            <w:tcMar>
+              <w:top w:type="dxa" w:w="80"/>
+              <w:left w:type="dxa" w:w="120"/>
+              <w:bottom w:type="dxa" w:w="80"/>
+              <w:right w:type="dxa" w:w="120"/>
+            </w:tcMar>
+          </w:tcPr>
+          <w:p>
+            <w:r>
+              <w:rPr>
+                <w:b w:val="false"/>
+                <w:bCs w:val="false"/>
+                <w:sz w:val="22"/>
+                <w:szCs w:val="22"/>
+              </w:rPr>
+              <w:t xml:space="preserve">Fixed navigation bar on screens under 640px with icons for main tabs.</w:t>
+            </w:r>
+          </w:p>
+        </w:tc>
+      </w:tr>
+      <w:tr>
+        <w:tc>
+          <w:tcPr>
+            <w:tcW w:type="dxa" w:w="4680"/>
+            <w:tcBorders>
+              <w:top w:val="single" w:color="D8D8D8" w:sz="1"/>
+              <w:left w:val="single" w:color="D8D8D8" w:sz="1"/>
+              <w:bottom w:val="single" w:color="D8D8D8" w:sz="1"/>
+              <w:right w:val="single" w:color="D8D8D8" w:sz="1"/>
+            </w:tcBorders>
+            <w:tcMar>
+              <w:top w:type="dxa" w:w="80"/>
+              <w:left w:type="dxa" w:w="120"/>
+              <w:bottom w:type="dxa" w:w="80"/>
+              <w:right w:type="dxa" w:w="120"/>
+            </w:tcMar>
+          </w:tcPr>
+          <w:p>
+            <w:r>
+              <w:rPr>
+                <w:b w:val="false"/>
+                <w:bCs w:val="false"/>
+                <w:sz w:val="22"/>
+                <w:szCs w:val="22"/>
+              </w:rPr>
               <w:t xml:space="preserve">Net Operating Income</w:t>
             </w:r>
           </w:p>
@@ -1062,6 +1236,296 @@
                 <w:sz w:val="22"/>
                 <w:szCs w:val="22"/>
               </w:rPr>
+              <w:t xml:space="preserve">Onboarding Tour</w:t>
+            </w:r>
+          </w:p>
+        </w:tc>
+        <w:tc>
+          <w:tcPr>
+            <w:tcW w:type="dxa" w:w="4680"/>
+            <w:tcBorders>
+              <w:top w:val="single" w:color="D8D8D8" w:sz="1"/>
+              <w:left w:val="single" w:color="D8D8D8" w:sz="1"/>
+              <w:bottom w:val="single" w:color="D8D8D8" w:sz="1"/>
+              <w:right w:val="single" w:color="D8D8D8" w:sz="1"/>
+            </w:tcBorders>
+            <w:tcMar>
+              <w:top w:type="dxa" w:w="80"/>
+              <w:left w:type="dxa" w:w="120"/>
+              <w:bottom w:type="dxa" w:w="80"/>
+              <w:right w:type="dxa" w:w="120"/>
+            </w:tcMar>
+          </w:tcPr>
+          <w:p>
+            <w:r>
+              <w:rPr>
+                <w:b w:val="false"/>
+                <w:bCs w:val="false"/>
+                <w:sz w:val="22"/>
+                <w:szCs w:val="22"/>
+              </w:rPr>
+              <w:t xml:space="preserve">4-step guided walkthrough for first-time users. Dismisses permanently.</w:t>
+            </w:r>
+          </w:p>
+        </w:tc>
+      </w:tr>
+      <w:tr>
+        <w:tc>
+          <w:tcPr>
+            <w:tcW w:type="dxa" w:w="4680"/>
+            <w:tcBorders>
+              <w:top w:val="single" w:color="D8D8D8" w:sz="1"/>
+              <w:left w:val="single" w:color="D8D8D8" w:sz="1"/>
+              <w:bottom w:val="single" w:color="D8D8D8" w:sz="1"/>
+              <w:right w:val="single" w:color="D8D8D8" w:sz="1"/>
+            </w:tcBorders>
+            <w:tcMar>
+              <w:top w:type="dxa" w:w="80"/>
+              <w:left w:type="dxa" w:w="120"/>
+              <w:bottom w:type="dxa" w:w="80"/>
+              <w:right w:type="dxa" w:w="120"/>
+            </w:tcMar>
+          </w:tcPr>
+          <w:p>
+            <w:r>
+              <w:rPr>
+                <w:b w:val="false"/>
+                <w:bCs w:val="false"/>
+                <w:sz w:val="22"/>
+                <w:szCs w:val="22"/>
+              </w:rPr>
+              <w:t xml:space="preserve">PDF Report</w:t>
+            </w:r>
+          </w:p>
+        </w:tc>
+        <w:tc>
+          <w:tcPr>
+            <w:tcW w:type="dxa" w:w="4680"/>
+            <w:tcBorders>
+              <w:top w:val="single" w:color="D8D8D8" w:sz="1"/>
+              <w:left w:val="single" w:color="D8D8D8" w:sz="1"/>
+              <w:bottom w:val="single" w:color="D8D8D8" w:sz="1"/>
+              <w:right w:val="single" w:color="D8D8D8" w:sz="1"/>
+            </w:tcBorders>
+            <w:tcMar>
+              <w:top w:type="dxa" w:w="80"/>
+              <w:left w:type="dxa" w:w="120"/>
+              <w:bottom w:type="dxa" w:w="80"/>
+              <w:right w:type="dxa" w:w="120"/>
+            </w:tcMar>
+          </w:tcPr>
+          <w:p>
+            <w:r>
+              <w:rPr>
+                <w:b w:val="false"/>
+                <w:bCs w:val="false"/>
+                <w:sz w:val="22"/>
+                <w:szCs w:val="22"/>
+              </w:rPr>
+              <w:t xml:space="preserve">Print-ready report with property details, metrics, projections, AI summary, and disclaimers. Opens in new tab.</w:t>
+            </w:r>
+          </w:p>
+        </w:tc>
+      </w:tr>
+      <w:tr>
+        <w:tc>
+          <w:tcPr>
+            <w:tcW w:type="dxa" w:w="4680"/>
+            <w:tcBorders>
+              <w:top w:val="single" w:color="D8D8D8" w:sz="1"/>
+              <w:left w:val="single" w:color="D8D8D8" w:sz="1"/>
+              <w:bottom w:val="single" w:color="D8D8D8" w:sz="1"/>
+              <w:right w:val="single" w:color="D8D8D8" w:sz="1"/>
+            </w:tcBorders>
+            <w:tcMar>
+              <w:top w:type="dxa" w:w="80"/>
+              <w:left w:type="dxa" w:w="120"/>
+              <w:bottom w:type="dxa" w:w="80"/>
+              <w:right w:type="dxa" w:w="120"/>
+            </w:tcMar>
+          </w:tcPr>
+          <w:p>
+            <w:r>
+              <w:rPr>
+                <w:b w:val="false"/>
+                <w:bCs w:val="false"/>
+                <w:sz w:val="22"/>
+                <w:szCs w:val="22"/>
+              </w:rPr>
+              <w:t xml:space="preserve">Pro Persistence</w:t>
+            </w:r>
+          </w:p>
+        </w:tc>
+        <w:tc>
+          <w:tcPr>
+            <w:tcW w:type="dxa" w:w="4680"/>
+            <w:tcBorders>
+              <w:top w:val="single" w:color="D8D8D8" w:sz="1"/>
+              <w:left w:val="single" w:color="D8D8D8" w:sz="1"/>
+              <w:bottom w:val="single" w:color="D8D8D8" w:sz="1"/>
+              <w:right w:val="single" w:color="D8D8D8" w:sz="1"/>
+            </w:tcBorders>
+            <w:tcMar>
+              <w:top w:type="dxa" w:w="80"/>
+              <w:left w:type="dxa" w:w="120"/>
+              <w:bottom w:type="dxa" w:w="80"/>
+              <w:right w:type="dxa" w:w="120"/>
+            </w:tcMar>
+          </w:tcPr>
+          <w:p>
+            <w:r>
+              <w:rPr>
+                <w:b w:val="false"/>
+                <w:bCs w:val="false"/>
+                <w:sz w:val="22"/>
+                <w:szCs w:val="22"/>
+              </w:rPr>
+              <w:t xml:space="preserve">Pro status saved to localStorage. Survives page refreshes and browser restarts.</w:t>
+            </w:r>
+          </w:p>
+        </w:tc>
+      </w:tr>
+      <w:tr>
+        <w:tc>
+          <w:tcPr>
+            <w:tcW w:type="dxa" w:w="4680"/>
+            <w:tcBorders>
+              <w:top w:val="single" w:color="D8D8D8" w:sz="1"/>
+              <w:left w:val="single" w:color="D8D8D8" w:sz="1"/>
+              <w:bottom w:val="single" w:color="D8D8D8" w:sz="1"/>
+              <w:right w:val="single" w:color="D8D8D8" w:sz="1"/>
+            </w:tcBorders>
+            <w:tcMar>
+              <w:top w:type="dxa" w:w="80"/>
+              <w:left w:type="dxa" w:w="120"/>
+              <w:bottom w:type="dxa" w:w="80"/>
+              <w:right w:type="dxa" w:w="120"/>
+            </w:tcMar>
+          </w:tcPr>
+          <w:p>
+            <w:r>
+              <w:rPr>
+                <w:b w:val="false"/>
+                <w:bCs w:val="false"/>
+                <w:sz w:val="22"/>
+                <w:szCs w:val="22"/>
+              </w:rPr>
+              <w:t xml:space="preserve">Purchase Costs</w:t>
+            </w:r>
+          </w:p>
+        </w:tc>
+        <w:tc>
+          <w:tcPr>
+            <w:tcW w:type="dxa" w:w="4680"/>
+            <w:tcBorders>
+              <w:top w:val="single" w:color="D8D8D8" w:sz="1"/>
+              <w:left w:val="single" w:color="D8D8D8" w:sz="1"/>
+              <w:bottom w:val="single" w:color="D8D8D8" w:sz="1"/>
+              <w:right w:val="single" w:color="D8D8D8" w:sz="1"/>
+            </w:tcBorders>
+            <w:tcMar>
+              <w:top w:type="dxa" w:w="80"/>
+              <w:left w:type="dxa" w:w="120"/>
+              <w:bottom w:type="dxa" w:w="80"/>
+              <w:right w:type="dxa" w:w="120"/>
+            </w:tcMar>
+          </w:tcPr>
+          <w:p>
+            <w:r>
+              <w:rPr>
+                <w:b w:val="false"/>
+                <w:bCs w:val="false"/>
+                <w:sz w:val="22"/>
+                <w:szCs w:val="22"/>
+              </w:rPr>
+              <w:t xml:space="preserve">Buyer mode equivalent of Selling Costs. Default 2-4% for closing costs, title, inspections.</w:t>
+            </w:r>
+          </w:p>
+        </w:tc>
+      </w:tr>
+      <w:tr>
+        <w:tc>
+          <w:tcPr>
+            <w:tcW w:type="dxa" w:w="4680"/>
+            <w:tcBorders>
+              <w:top w:val="single" w:color="D8D8D8" w:sz="1"/>
+              <w:left w:val="single" w:color="D8D8D8" w:sz="1"/>
+              <w:bottom w:val="single" w:color="D8D8D8" w:sz="1"/>
+              <w:right w:val="single" w:color="D8D8D8" w:sz="1"/>
+            </w:tcBorders>
+            <w:tcMar>
+              <w:top w:type="dxa" w:w="80"/>
+              <w:left w:type="dxa" w:w="120"/>
+              <w:bottom w:type="dxa" w:w="80"/>
+              <w:right w:type="dxa" w:w="120"/>
+            </w:tcMar>
+          </w:tcPr>
+          <w:p>
+            <w:r>
+              <w:rPr>
+                <w:b w:val="false"/>
+                <w:bCs w:val="false"/>
+                <w:sz w:val="22"/>
+                <w:szCs w:val="22"/>
+              </w:rPr>
+              <w:t xml:space="preserve">Saved Properties</w:t>
+            </w:r>
+          </w:p>
+        </w:tc>
+        <w:tc>
+          <w:tcPr>
+            <w:tcW w:type="dxa" w:w="4680"/>
+            <w:tcBorders>
+              <w:top w:val="single" w:color="D8D8D8" w:sz="1"/>
+              <w:left w:val="single" w:color="D8D8D8" w:sz="1"/>
+              <w:bottom w:val="single" w:color="D8D8D8" w:sz="1"/>
+              <w:right w:val="single" w:color="D8D8D8" w:sz="1"/>
+            </w:tcBorders>
+            <w:tcMar>
+              <w:top w:type="dxa" w:w="80"/>
+              <w:left w:type="dxa" w:w="120"/>
+              <w:bottom w:type="dxa" w:w="80"/>
+              <w:right w:type="dxa" w:w="120"/>
+            </w:tcMar>
+          </w:tcPr>
+          <w:p>
+            <w:r>
+              <w:rPr>
+                <w:b w:val="false"/>
+                <w:bCs w:val="false"/>
+                <w:sz w:val="22"/>
+                <w:szCs w:val="22"/>
+              </w:rPr>
+              <w:t xml:space="preserve">Save up to 3 analyses to localStorage for side-by-side comparison with charts and tables.</w:t>
+            </w:r>
+          </w:p>
+        </w:tc>
+      </w:tr>
+      <w:tr>
+        <w:tc>
+          <w:tcPr>
+            <w:tcW w:type="dxa" w:w="4680"/>
+            <w:tcBorders>
+              <w:top w:val="single" w:color="D8D8D8" w:sz="1"/>
+              <w:left w:val="single" w:color="D8D8D8" w:sz="1"/>
+              <w:bottom w:val="single" w:color="D8D8D8" w:sz="1"/>
+              <w:right w:val="single" w:color="D8D8D8" w:sz="1"/>
+            </w:tcBorders>
+            <w:tcMar>
+              <w:top w:type="dxa" w:w="80"/>
+              <w:left w:type="dxa" w:w="120"/>
+              <w:bottom w:type="dxa" w:w="80"/>
+              <w:right w:type="dxa" w:w="120"/>
+            </w:tcMar>
+          </w:tcPr>
+          <w:p>
+            <w:r>
+              <w:rPr>
+                <w:b w:val="false"/>
+                <w:bCs w:val="false"/>
+                <w:sz w:val="22"/>
+                <w:szCs w:val="22"/>
+              </w:rPr>
               <w:t xml:space="preserve">Selling Costs</w:t>
             </w:r>
           </w:p>
@@ -1178,6 +1642,64 @@
                 <w:sz w:val="22"/>
                 <w:szCs w:val="22"/>
               </w:rPr>
+              <w:t xml:space="preserve">Share Link</w:t>
+            </w:r>
+          </w:p>
+        </w:tc>
+        <w:tc>
+          <w:tcPr>
+            <w:tcW w:type="dxa" w:w="4680"/>
+            <w:tcBorders>
+              <w:top w:val="single" w:color="D8D8D8" w:sz="1"/>
+              <w:left w:val="single" w:color="D8D8D8" w:sz="1"/>
+              <w:bottom w:val="single" w:color="D8D8D8" w:sz="1"/>
+              <w:right w:val="single" w:color="D8D8D8" w:sz="1"/>
+            </w:tcBorders>
+            <w:tcMar>
+              <w:top w:type="dxa" w:w="80"/>
+              <w:left w:type="dxa" w:w="120"/>
+              <w:bottom w:type="dxa" w:w="80"/>
+              <w:right w:type="dxa" w:w="120"/>
+            </w:tcMar>
+          </w:tcPr>
+          <w:p>
+            <w:r>
+              <w:rPr>
+                <w:b w:val="false"/>
+                <w:bCs w:val="false"/>
+                <w:sz w:val="22"/>
+                <w:szCs w:val="22"/>
+              </w:rPr>
+              <w:t xml:space="preserve">Compact URL encoding of property inputs for sharing. Uses short keys and skips defaults.</w:t>
+            </w:r>
+          </w:p>
+        </w:tc>
+      </w:tr>
+      <w:tr>
+        <w:tc>
+          <w:tcPr>
+            <w:tcW w:type="dxa" w:w="4680"/>
+            <w:tcBorders>
+              <w:top w:val="single" w:color="D8D8D8" w:sz="1"/>
+              <w:left w:val="single" w:color="D8D8D8" w:sz="1"/>
+              <w:bottom w:val="single" w:color="D8D8D8" w:sz="1"/>
+              <w:right w:val="single" w:color="D8D8D8" w:sz="1"/>
+            </w:tcBorders>
+            <w:tcMar>
+              <w:top w:type="dxa" w:w="80"/>
+              <w:left w:type="dxa" w:w="120"/>
+              <w:bottom w:type="dxa" w:w="80"/>
+              <w:right w:type="dxa" w:w="120"/>
+            </w:tcMar>
+          </w:tcPr>
+          <w:p>
+            <w:r>
+              <w:rPr>
+                <w:b w:val="false"/>
+                <w:bCs w:val="false"/>
+                <w:sz w:val="22"/>
+                <w:szCs w:val="22"/>
+              </w:rPr>
               <w:t xml:space="preserve">Total Wealth</w:t>
             </w:r>
           </w:p>
@@ -1264,7 +1786,7 @@
                 <w:sz w:val="22"/>
                 <w:szCs w:val="22"/>
               </w:rPr>
-              <w:t xml:space="preserve">Percentage of time unoccupied. STR average 25-40%.</w:t>
+              <w:t xml:space="preserve">Percentage of time unoccupied. STR average 40-55% — normal for short-term rentals.</w:t>
             </w:r>
           </w:p>
         </w:tc>

--- a/public/docs/PropertyPath_Glossary.docx
+++ b/public/docs/PropertyPath_Glossary.docx
@@ -25,7 +25,7 @@
           <w:sz w:val="20"/>
           <w:szCs w:val="20"/>
         </w:rPr>
-        <w:t xml:space="preserve">Version 3.6.0 | Vacation Home Group</w:t>
+        <w:t xml:space="preserve">Version 3.6.5 | Vacation Home Group</w:t>
       </w:r>
     </w:p>
     <w:p>
